--- a/03_Outputs/final scripts/pt/Module 4/4.2.0-pt.docx
+++ b/03_Outputs/final scripts/pt/Module 4/4.2.0-pt.docx
@@ -14,12 +14,12 @@
     </w:p>
     <w:p>
       <w:r>
-        <w:t xml:space="preserve">O compromisso forte do setor público é essencial para implementar políticas climáticas ambiciosas, atrair investimento privado e fechar a enorme lacuna de financiamento. Países como Marrocos ilustram essa abordagem: políticas direcionadas, empréstimos concessionais e financiamento combinado apoiaram grandes complexos solares como Noor Ouarzazate, demonstrando como fundos públicos podem catalisar a participação privada e gerar benefícios locais.  </w:t>
+        <w:t xml:space="preserve">O compromisso forte do setor público é essencial para implementar políticas climáticas ambiciosas, atrair investimento privado e fechar a enorme lacuna de financiamento. Países como Marrocos ilustram essa abordagem: políticas direcionadas, empréstimos concessionais e financiamento combinado apoiaram grandes complexos solares como o Noor Ouarzazate, demonstrando como fundos públicos podem catalisar a participação privada e gerar benefícios locais.  </w:t>
       </w:r>
     </w:p>
     <w:p>
       <w:r>
-        <w:t xml:space="preserve">Um elemento-chave é a reforma regulatória e fiscal. Eliminar subsídios aos combustíveis fósseis — que distorcem os mercados, esvaziam os orçamentos públicos e atrasam a adoção de renováveis — libera recursos para projetos de energia limpa. Quando combinado com transferências de dinheiro direcionadas ou proteção social, a reforma de subsídios pode proteger famílias vulneráveis enquanto redireciona gastos para investimentos que promovem metas climáticas e de desenvolvimento.  </w:t>
+        <w:t xml:space="preserve">Um elemento-chave é a reforma regulatória e fiscal. Eliminar subsídios aos combustíveis fósseis — que distorcem os mercados, drenam os orçamentos públicos e atrasam a adoção de renováveis — libera recursos para projetos de energia limpa. Quando combinado com transferências de dinheiro direcionadas ou proteção social, a reforma de subsídios pode proteger famílias vulneráveis enquanto redireciona gastos para investimentos que promovem metas climáticas e de desenvolvimento.  </w:t>
       </w:r>
     </w:p>
     <w:p>

--- a/03_Outputs/final scripts/pt/Module 4/4.2.0-pt.docx
+++ b/03_Outputs/final scripts/pt/Module 4/4.2.0-pt.docx
@@ -29,7 +29,7 @@
     </w:p>
     <w:p>
       <w:r>
-        <w:t xml:space="preserve">Juntos, essas estratégias — investimento público estratégico, quadros políticos sólidos e mitigação proativa de riscos — formam a espinha dorsal do financiamento de energia sustentável. Elas reduzem a incerteza, atraem capital privado e aceleram a transição em larga escala necessária para um futuro justo e de baixo carbono.  </w:t>
+        <w:t xml:space="preserve">Juntas, essas estratégias — investimento público estratégico, quadros políticos sólidos e mitigação proativa de riscos — formam a espinha dorsal do financiamento de energia sustentável. Elas reduzem a incerteza, atraem capital privado e aceleram a transição em larga escala necessária para um futuro justo e de baixo carbono.  </w:t>
       </w:r>
     </w:p>
     <w:p>
